--- a/NAZAR ABBASS_timetable.docx
+++ b/NAZAR ABBASS_timetable.docx
@@ -7,7 +7,12 @@
         <w:pStyle w:val="Title"/>
       </w:pPr>
       <w:r>
-        <w:t>Teacher Timetable - NAZAR ABBASS</w:t>
+        <w:t>Teacher Timetable — NAZAR ABBASS</w:t>
+      </w:r>
+    </w:p>
+    <w:p>
+      <w:r>
+        <w:t>Total Weekly Periods: 10</w:t>
       </w:r>
     </w:p>
     <w:tbl>
@@ -17,17 +22,19 @@
         <w:tblLook w:firstColumn="1" w:firstRow="1" w:lastColumn="0" w:lastRow="0" w:noHBand="0" w:noVBand="1" w:val="04A0"/>
       </w:tblPr>
       <w:tblGrid>
-        <w:gridCol w:w="1440"/>
-        <w:gridCol w:w="1440"/>
-        <w:gridCol w:w="1440"/>
-        <w:gridCol w:w="1440"/>
-        <w:gridCol w:w="1440"/>
-        <w:gridCol w:w="1440"/>
+        <w:gridCol w:w="1080"/>
+        <w:gridCol w:w="1080"/>
+        <w:gridCol w:w="1080"/>
+        <w:gridCol w:w="1080"/>
+        <w:gridCol w:w="1080"/>
+        <w:gridCol w:w="1080"/>
+        <w:gridCol w:w="1080"/>
+        <w:gridCol w:w="1080"/>
       </w:tblGrid>
       <w:tr>
         <w:tc>
           <w:tcPr>
-            <w:tcW w:type="dxa" w:w="1440"/>
+            <w:tcW w:type="dxa" w:w="1080"/>
           </w:tcPr>
           <w:p>
             <w:r>
@@ -37,51 +44,71 @@
         </w:tc>
         <w:tc>
           <w:tcPr>
-            <w:tcW w:type="dxa" w:w="1440"/>
+            <w:tcW w:type="dxa" w:w="1080"/>
           </w:tcPr>
           <w:p>
             <w:r>
-              <w:t>Monday</w:t>
+              <w:t>Mon-Thu Time</w:t>
             </w:r>
           </w:p>
         </w:tc>
         <w:tc>
           <w:tcPr>
-            <w:tcW w:type="dxa" w:w="1440"/>
+            <w:tcW w:type="dxa" w:w="1080"/>
           </w:tcPr>
           <w:p>
             <w:r>
-              <w:t>Tuesday</w:t>
+              <w:t>Mon</w:t>
             </w:r>
           </w:p>
         </w:tc>
         <w:tc>
           <w:tcPr>
-            <w:tcW w:type="dxa" w:w="1440"/>
+            <w:tcW w:type="dxa" w:w="1080"/>
           </w:tcPr>
           <w:p>
             <w:r>
-              <w:t>Wednesday</w:t>
+              <w:t>Tue</w:t>
             </w:r>
           </w:p>
         </w:tc>
         <w:tc>
           <w:tcPr>
-            <w:tcW w:type="dxa" w:w="1440"/>
+            <w:tcW w:type="dxa" w:w="1080"/>
           </w:tcPr>
           <w:p>
             <w:r>
-              <w:t>Thursday</w:t>
+              <w:t>Wed</w:t>
             </w:r>
           </w:p>
         </w:tc>
         <w:tc>
           <w:tcPr>
-            <w:tcW w:type="dxa" w:w="1440"/>
+            <w:tcW w:type="dxa" w:w="1080"/>
           </w:tcPr>
           <w:p>
             <w:r>
-              <w:t>Friday</w:t>
+              <w:t>Thu</w:t>
+            </w:r>
+          </w:p>
+        </w:tc>
+        <w:tc>
+          <w:tcPr>
+            <w:tcW w:type="dxa" w:w="1080"/>
+          </w:tcPr>
+          <w:p>
+            <w:r>
+              <w:t>Fri</w:t>
+            </w:r>
+          </w:p>
+        </w:tc>
+        <w:tc>
+          <w:tcPr>
+            <w:tcW w:type="dxa" w:w="1080"/>
+          </w:tcPr>
+          <w:p>
+            <w:r>
+              <w:t>Fri Time</w:t>
             </w:r>
           </w:p>
         </w:tc>
@@ -89,7 +116,7 @@
       <w:tr>
         <w:tc>
           <w:tcPr>
-            <w:tcW w:type="dxa" w:w="1440"/>
+            <w:tcW w:type="dxa" w:w="1080"/>
           </w:tcPr>
           <w:p>
             <w:r>
@@ -99,7 +126,17 @@
         </w:tc>
         <w:tc>
           <w:tcPr>
-            <w:tcW w:type="dxa" w:w="1440"/>
+            <w:tcW w:type="dxa" w:w="1080"/>
+          </w:tcPr>
+          <w:p>
+            <w:r>
+              <w:t>8:00-8:50</w:t>
+            </w:r>
+          </w:p>
+        </w:tc>
+        <w:tc>
+          <w:tcPr>
+            <w:tcW w:type="dxa" w:w="1080"/>
           </w:tcPr>
           <w:p>
             <w:r/>
@@ -107,7 +144,7 @@
         </w:tc>
         <w:tc>
           <w:tcPr>
-            <w:tcW w:type="dxa" w:w="1440"/>
+            <w:tcW w:type="dxa" w:w="1080"/>
           </w:tcPr>
           <w:p>
             <w:r/>
@@ -115,7 +152,7 @@
         </w:tc>
         <w:tc>
           <w:tcPr>
-            <w:tcW w:type="dxa" w:w="1440"/>
+            <w:tcW w:type="dxa" w:w="1080"/>
           </w:tcPr>
           <w:p>
             <w:r/>
@@ -123,7 +160,7 @@
         </w:tc>
         <w:tc>
           <w:tcPr>
-            <w:tcW w:type="dxa" w:w="1440"/>
+            <w:tcW w:type="dxa" w:w="1080"/>
           </w:tcPr>
           <w:p>
             <w:r/>
@@ -131,17 +168,27 @@
         </w:tc>
         <w:tc>
           <w:tcPr>
-            <w:tcW w:type="dxa" w:w="1440"/>
+            <w:tcW w:type="dxa" w:w="1080"/>
           </w:tcPr>
           <w:p>
             <w:r/>
+          </w:p>
+        </w:tc>
+        <w:tc>
+          <w:tcPr>
+            <w:tcW w:type="dxa" w:w="1080"/>
+          </w:tcPr>
+          <w:p>
+            <w:r>
+              <w:t>8:00-8:40</w:t>
+            </w:r>
           </w:p>
         </w:tc>
       </w:tr>
       <w:tr>
         <w:tc>
           <w:tcPr>
-            <w:tcW w:type="dxa" w:w="1440"/>
+            <w:tcW w:type="dxa" w:w="1080"/>
           </w:tcPr>
           <w:p>
             <w:r>
@@ -151,7 +198,17 @@
         </w:tc>
         <w:tc>
           <w:tcPr>
-            <w:tcW w:type="dxa" w:w="1440"/>
+            <w:tcW w:type="dxa" w:w="1080"/>
+          </w:tcPr>
+          <w:p>
+            <w:r>
+              <w:t>8:50-9:30</w:t>
+            </w:r>
+          </w:p>
+        </w:tc>
+        <w:tc>
+          <w:tcPr>
+            <w:tcW w:type="dxa" w:w="1080"/>
           </w:tcPr>
           <w:p>
             <w:r>
@@ -163,7 +220,7 @@
         </w:tc>
         <w:tc>
           <w:tcPr>
-            <w:tcW w:type="dxa" w:w="1440"/>
+            <w:tcW w:type="dxa" w:w="1080"/>
           </w:tcPr>
           <w:p>
             <w:r/>
@@ -171,7 +228,7 @@
         </w:tc>
         <w:tc>
           <w:tcPr>
-            <w:tcW w:type="dxa" w:w="1440"/>
+            <w:tcW w:type="dxa" w:w="1080"/>
           </w:tcPr>
           <w:p>
             <w:r/>
@@ -179,7 +236,7 @@
         </w:tc>
         <w:tc>
           <w:tcPr>
-            <w:tcW w:type="dxa" w:w="1440"/>
+            <w:tcW w:type="dxa" w:w="1080"/>
           </w:tcPr>
           <w:p>
             <w:r>
@@ -191,17 +248,27 @@
         </w:tc>
         <w:tc>
           <w:tcPr>
-            <w:tcW w:type="dxa" w:w="1440"/>
+            <w:tcW w:type="dxa" w:w="1080"/>
           </w:tcPr>
           <w:p>
             <w:r/>
+          </w:p>
+        </w:tc>
+        <w:tc>
+          <w:tcPr>
+            <w:tcW w:type="dxa" w:w="1080"/>
+          </w:tcPr>
+          <w:p>
+            <w:r>
+              <w:t>8:40-9:15</w:t>
+            </w:r>
           </w:p>
         </w:tc>
       </w:tr>
       <w:tr>
         <w:tc>
           <w:tcPr>
-            <w:tcW w:type="dxa" w:w="1440"/>
+            <w:tcW w:type="dxa" w:w="1080"/>
           </w:tcPr>
           <w:p>
             <w:r>
@@ -211,7 +278,17 @@
         </w:tc>
         <w:tc>
           <w:tcPr>
-            <w:tcW w:type="dxa" w:w="1440"/>
+            <w:tcW w:type="dxa" w:w="1080"/>
+          </w:tcPr>
+          <w:p>
+            <w:r>
+              <w:t>9:30-10:10</w:t>
+            </w:r>
+          </w:p>
+        </w:tc>
+        <w:tc>
+          <w:tcPr>
+            <w:tcW w:type="dxa" w:w="1080"/>
           </w:tcPr>
           <w:p>
             <w:r/>
@@ -219,7 +296,7 @@
         </w:tc>
         <w:tc>
           <w:tcPr>
-            <w:tcW w:type="dxa" w:w="1440"/>
+            <w:tcW w:type="dxa" w:w="1080"/>
           </w:tcPr>
           <w:p>
             <w:r/>
@@ -227,7 +304,7 @@
         </w:tc>
         <w:tc>
           <w:tcPr>
-            <w:tcW w:type="dxa" w:w="1440"/>
+            <w:tcW w:type="dxa" w:w="1080"/>
           </w:tcPr>
           <w:p>
             <w:r/>
@@ -235,7 +312,7 @@
         </w:tc>
         <w:tc>
           <w:tcPr>
-            <w:tcW w:type="dxa" w:w="1440"/>
+            <w:tcW w:type="dxa" w:w="1080"/>
           </w:tcPr>
           <w:p>
             <w:r>
@@ -247,7 +324,7 @@
         </w:tc>
         <w:tc>
           <w:tcPr>
-            <w:tcW w:type="dxa" w:w="1440"/>
+            <w:tcW w:type="dxa" w:w="1080"/>
           </w:tcPr>
           <w:p>
             <w:r>
@@ -257,11 +334,21 @@
             </w:r>
           </w:p>
         </w:tc>
+        <w:tc>
+          <w:tcPr>
+            <w:tcW w:type="dxa" w:w="1080"/>
+          </w:tcPr>
+          <w:p>
+            <w:r>
+              <w:t>9:15-9:50</w:t>
+            </w:r>
+          </w:p>
+        </w:tc>
       </w:tr>
       <w:tr>
         <w:tc>
           <w:tcPr>
-            <w:tcW w:type="dxa" w:w="1440"/>
+            <w:tcW w:type="dxa" w:w="1080"/>
           </w:tcPr>
           <w:p>
             <w:r>
@@ -271,7 +358,17 @@
         </w:tc>
         <w:tc>
           <w:tcPr>
-            <w:tcW w:type="dxa" w:w="1440"/>
+            <w:tcW w:type="dxa" w:w="1080"/>
+          </w:tcPr>
+          <w:p>
+            <w:r>
+              <w:t>10:10-10:50</w:t>
+            </w:r>
+          </w:p>
+        </w:tc>
+        <w:tc>
+          <w:tcPr>
+            <w:tcW w:type="dxa" w:w="1080"/>
           </w:tcPr>
           <w:p>
             <w:r>
@@ -283,7 +380,7 @@
         </w:tc>
         <w:tc>
           <w:tcPr>
-            <w:tcW w:type="dxa" w:w="1440"/>
+            <w:tcW w:type="dxa" w:w="1080"/>
           </w:tcPr>
           <w:p>
             <w:r>
@@ -295,7 +392,7 @@
         </w:tc>
         <w:tc>
           <w:tcPr>
-            <w:tcW w:type="dxa" w:w="1440"/>
+            <w:tcW w:type="dxa" w:w="1080"/>
           </w:tcPr>
           <w:p>
             <w:r/>
@@ -303,7 +400,7 @@
         </w:tc>
         <w:tc>
           <w:tcPr>
-            <w:tcW w:type="dxa" w:w="1440"/>
+            <w:tcW w:type="dxa" w:w="1080"/>
           </w:tcPr>
           <w:p>
             <w:r/>
@@ -311,17 +408,27 @@
         </w:tc>
         <w:tc>
           <w:tcPr>
-            <w:tcW w:type="dxa" w:w="1440"/>
+            <w:tcW w:type="dxa" w:w="1080"/>
           </w:tcPr>
           <w:p>
             <w:r/>
+          </w:p>
+        </w:tc>
+        <w:tc>
+          <w:tcPr>
+            <w:tcW w:type="dxa" w:w="1080"/>
+          </w:tcPr>
+          <w:p>
+            <w:r>
+              <w:t>9:50-10:25</w:t>
+            </w:r>
           </w:p>
         </w:tc>
       </w:tr>
       <w:tr>
         <w:tc>
           <w:tcPr>
-            <w:tcW w:type="dxa" w:w="1440"/>
+            <w:tcW w:type="dxa" w:w="1080"/>
           </w:tcPr>
           <w:p>
             <w:r>
@@ -331,7 +438,17 @@
         </w:tc>
         <w:tc>
           <w:tcPr>
-            <w:tcW w:type="dxa" w:w="1440"/>
+            <w:tcW w:type="dxa" w:w="1080"/>
+          </w:tcPr>
+          <w:p>
+            <w:r>
+              <w:t>10:50-11:30</w:t>
+            </w:r>
+          </w:p>
+        </w:tc>
+        <w:tc>
+          <w:tcPr>
+            <w:tcW w:type="dxa" w:w="1080"/>
           </w:tcPr>
           <w:p>
             <w:r/>
@@ -339,7 +456,7 @@
         </w:tc>
         <w:tc>
           <w:tcPr>
-            <w:tcW w:type="dxa" w:w="1440"/>
+            <w:tcW w:type="dxa" w:w="1080"/>
           </w:tcPr>
           <w:p>
             <w:r/>
@@ -347,7 +464,7 @@
         </w:tc>
         <w:tc>
           <w:tcPr>
-            <w:tcW w:type="dxa" w:w="1440"/>
+            <w:tcW w:type="dxa" w:w="1080"/>
           </w:tcPr>
           <w:p>
             <w:r/>
@@ -355,7 +472,7 @@
         </w:tc>
         <w:tc>
           <w:tcPr>
-            <w:tcW w:type="dxa" w:w="1440"/>
+            <w:tcW w:type="dxa" w:w="1080"/>
           </w:tcPr>
           <w:p>
             <w:r/>
@@ -363,17 +480,7 @@
         </w:tc>
         <w:tc>
           <w:tcPr>
-            <w:tcW w:type="dxa" w:w="1440"/>
-          </w:tcPr>
-          <w:p>
-            <w:r/>
-          </w:p>
-        </w:tc>
-      </w:tr>
-      <w:tr>
-        <w:tc>
-          <w:tcPr>
-            <w:tcW w:type="dxa" w:w="1440"/>
+            <w:tcW w:type="dxa" w:w="1080"/>
           </w:tcPr>
           <w:p>
             <w:r>
@@ -383,7 +490,39 @@
         </w:tc>
         <w:tc>
           <w:tcPr>
-            <w:tcW w:type="dxa" w:w="1440"/>
+            <w:tcW w:type="dxa" w:w="1080"/>
+          </w:tcPr>
+          <w:p>
+            <w:r>
+              <w:t>10:55-11:35</w:t>
+            </w:r>
+          </w:p>
+        </w:tc>
+      </w:tr>
+      <w:tr>
+        <w:tc>
+          <w:tcPr>
+            <w:tcW w:type="dxa" w:w="1080"/>
+          </w:tcPr>
+          <w:p>
+            <w:r>
+              <w:t>Lunch</w:t>
+            </w:r>
+          </w:p>
+        </w:tc>
+        <w:tc>
+          <w:tcPr>
+            <w:tcW w:type="dxa" w:w="1080"/>
+          </w:tcPr>
+          <w:p>
+            <w:r>
+              <w:t>11:30-12:00</w:t>
+            </w:r>
+          </w:p>
+        </w:tc>
+        <w:tc>
+          <w:tcPr>
+            <w:tcW w:type="dxa" w:w="1080"/>
           </w:tcPr>
           <w:p>
             <w:r/>
@@ -391,7 +530,7 @@
         </w:tc>
         <w:tc>
           <w:tcPr>
-            <w:tcW w:type="dxa" w:w="1440"/>
+            <w:tcW w:type="dxa" w:w="1080"/>
           </w:tcPr>
           <w:p>
             <w:r/>
@@ -399,7 +538,7 @@
         </w:tc>
         <w:tc>
           <w:tcPr>
-            <w:tcW w:type="dxa" w:w="1440"/>
+            <w:tcW w:type="dxa" w:w="1080"/>
           </w:tcPr>
           <w:p>
             <w:r/>
@@ -407,7 +546,7 @@
         </w:tc>
         <w:tc>
           <w:tcPr>
-            <w:tcW w:type="dxa" w:w="1440"/>
+            <w:tcW w:type="dxa" w:w="1080"/>
           </w:tcPr>
           <w:p>
             <w:r/>
@@ -415,17 +554,27 @@
         </w:tc>
         <w:tc>
           <w:tcPr>
-            <w:tcW w:type="dxa" w:w="1440"/>
+            <w:tcW w:type="dxa" w:w="1080"/>
           </w:tcPr>
           <w:p>
             <w:r/>
+          </w:p>
+        </w:tc>
+        <w:tc>
+          <w:tcPr>
+            <w:tcW w:type="dxa" w:w="1080"/>
+          </w:tcPr>
+          <w:p>
+            <w:r>
+              <w:t>10:25-10:55</w:t>
+            </w:r>
           </w:p>
         </w:tc>
       </w:tr>
       <w:tr>
         <w:tc>
           <w:tcPr>
-            <w:tcW w:type="dxa" w:w="1440"/>
+            <w:tcW w:type="dxa" w:w="1080"/>
           </w:tcPr>
           <w:p>
             <w:r>
@@ -435,7 +584,17 @@
         </w:tc>
         <w:tc>
           <w:tcPr>
-            <w:tcW w:type="dxa" w:w="1440"/>
+            <w:tcW w:type="dxa" w:w="1080"/>
+          </w:tcPr>
+          <w:p>
+            <w:r>
+              <w:t>12:00-12:40</w:t>
+            </w:r>
+          </w:p>
+        </w:tc>
+        <w:tc>
+          <w:tcPr>
+            <w:tcW w:type="dxa" w:w="1080"/>
           </w:tcPr>
           <w:p>
             <w:r/>
@@ -443,7 +602,7 @@
         </w:tc>
         <w:tc>
           <w:tcPr>
-            <w:tcW w:type="dxa" w:w="1440"/>
+            <w:tcW w:type="dxa" w:w="1080"/>
           </w:tcPr>
           <w:p>
             <w:r/>
@@ -451,7 +610,7 @@
         </w:tc>
         <w:tc>
           <w:tcPr>
-            <w:tcW w:type="dxa" w:w="1440"/>
+            <w:tcW w:type="dxa" w:w="1080"/>
           </w:tcPr>
           <w:p>
             <w:r/>
@@ -459,7 +618,7 @@
         </w:tc>
         <w:tc>
           <w:tcPr>
-            <w:tcW w:type="dxa" w:w="1440"/>
+            <w:tcW w:type="dxa" w:w="1080"/>
           </w:tcPr>
           <w:p>
             <w:r/>
@@ -467,7 +626,7 @@
         </w:tc>
         <w:tc>
           <w:tcPr>
-            <w:tcW w:type="dxa" w:w="1440"/>
+            <w:tcW w:type="dxa" w:w="1080"/>
           </w:tcPr>
           <w:p>
             <w:r>
@@ -477,11 +636,21 @@
             </w:r>
           </w:p>
         </w:tc>
+        <w:tc>
+          <w:tcPr>
+            <w:tcW w:type="dxa" w:w="1080"/>
+          </w:tcPr>
+          <w:p>
+            <w:r>
+              <w:t>11:35-12:15</w:t>
+            </w:r>
+          </w:p>
+        </w:tc>
       </w:tr>
       <w:tr>
         <w:tc>
           <w:tcPr>
-            <w:tcW w:type="dxa" w:w="1440"/>
+            <w:tcW w:type="dxa" w:w="1080"/>
           </w:tcPr>
           <w:p>
             <w:r>
@@ -491,7 +660,17 @@
         </w:tc>
         <w:tc>
           <w:tcPr>
-            <w:tcW w:type="dxa" w:w="1440"/>
+            <w:tcW w:type="dxa" w:w="1080"/>
+          </w:tcPr>
+          <w:p>
+            <w:r>
+              <w:t>12:40-1:20</w:t>
+            </w:r>
+          </w:p>
+        </w:tc>
+        <w:tc>
+          <w:tcPr>
+            <w:tcW w:type="dxa" w:w="1080"/>
           </w:tcPr>
           <w:p>
             <w:r/>
@@ -499,7 +678,7 @@
         </w:tc>
         <w:tc>
           <w:tcPr>
-            <w:tcW w:type="dxa" w:w="1440"/>
+            <w:tcW w:type="dxa" w:w="1080"/>
           </w:tcPr>
           <w:p>
             <w:r>
@@ -511,7 +690,7 @@
         </w:tc>
         <w:tc>
           <w:tcPr>
-            <w:tcW w:type="dxa" w:w="1440"/>
+            <w:tcW w:type="dxa" w:w="1080"/>
           </w:tcPr>
           <w:p>
             <w:r/>
@@ -519,7 +698,7 @@
         </w:tc>
         <w:tc>
           <w:tcPr>
-            <w:tcW w:type="dxa" w:w="1440"/>
+            <w:tcW w:type="dxa" w:w="1080"/>
           </w:tcPr>
           <w:p>
             <w:r>
@@ -531,7 +710,15 @@
         </w:tc>
         <w:tc>
           <w:tcPr>
-            <w:tcW w:type="dxa" w:w="1440"/>
+            <w:tcW w:type="dxa" w:w="1080"/>
+          </w:tcPr>
+          <w:p>
+            <w:r/>
+          </w:p>
+        </w:tc>
+        <w:tc>
+          <w:tcPr>
+            <w:tcW w:type="dxa" w:w="1080"/>
           </w:tcPr>
           <w:p>
             <w:r/>
@@ -541,7 +728,7 @@
       <w:tr>
         <w:tc>
           <w:tcPr>
-            <w:tcW w:type="dxa" w:w="1440"/>
+            <w:tcW w:type="dxa" w:w="1080"/>
           </w:tcPr>
           <w:p>
             <w:r>
@@ -551,7 +738,17 @@
         </w:tc>
         <w:tc>
           <w:tcPr>
-            <w:tcW w:type="dxa" w:w="1440"/>
+            <w:tcW w:type="dxa" w:w="1080"/>
+          </w:tcPr>
+          <w:p>
+            <w:r>
+              <w:t>1:20-2:00</w:t>
+            </w:r>
+          </w:p>
+        </w:tc>
+        <w:tc>
+          <w:tcPr>
+            <w:tcW w:type="dxa" w:w="1080"/>
           </w:tcPr>
           <w:p>
             <w:r>
@@ -563,7 +760,7 @@
         </w:tc>
         <w:tc>
           <w:tcPr>
-            <w:tcW w:type="dxa" w:w="1440"/>
+            <w:tcW w:type="dxa" w:w="1080"/>
           </w:tcPr>
           <w:p>
             <w:r/>
@@ -571,7 +768,7 @@
         </w:tc>
         <w:tc>
           <w:tcPr>
-            <w:tcW w:type="dxa" w:w="1440"/>
+            <w:tcW w:type="dxa" w:w="1080"/>
           </w:tcPr>
           <w:p>
             <w:r/>
@@ -579,7 +776,7 @@
         </w:tc>
         <w:tc>
           <w:tcPr>
-            <w:tcW w:type="dxa" w:w="1440"/>
+            <w:tcW w:type="dxa" w:w="1080"/>
           </w:tcPr>
           <w:p>
             <w:r/>
@@ -587,7 +784,15 @@
         </w:tc>
         <w:tc>
           <w:tcPr>
-            <w:tcW w:type="dxa" w:w="1440"/>
+            <w:tcW w:type="dxa" w:w="1080"/>
+          </w:tcPr>
+          <w:p>
+            <w:r/>
+          </w:p>
+        </w:tc>
+        <w:tc>
+          <w:tcPr>
+            <w:tcW w:type="dxa" w:w="1080"/>
           </w:tcPr>
           <w:p>
             <w:r/>

--- a/NAZAR ABBASS_timetable.docx
+++ b/NAZAR ABBASS_timetable.docx
@@ -211,18 +211,6 @@
             <w:tcW w:type="dxa" w:w="1080"/>
           </w:tcPr>
           <w:p>
-            <w:r>
-              <w:t>6B</w:t>
-              <w:br/>
-              <w:t>GAMES</w:t>
-            </w:r>
-          </w:p>
-        </w:tc>
-        <w:tc>
-          <w:tcPr>
-            <w:tcW w:type="dxa" w:w="1080"/>
-          </w:tcPr>
-          <w:p>
             <w:r/>
           </w:p>
         </w:tc>
@@ -240,7 +228,7 @@
           </w:tcPr>
           <w:p>
             <w:r>
-              <w:t>6E</w:t>
+              <w:t>7D</w:t>
               <w:br/>
               <w:t>GAMES</w:t>
             </w:r>
@@ -251,7 +239,23 @@
             <w:tcW w:type="dxa" w:w="1080"/>
           </w:tcPr>
           <w:p>
-            <w:r/>
+            <w:r>
+              <w:t>7E</w:t>
+              <w:br/>
+              <w:t>GAMES</w:t>
+            </w:r>
+          </w:p>
+        </w:tc>
+        <w:tc>
+          <w:tcPr>
+            <w:tcW w:type="dxa" w:w="1080"/>
+          </w:tcPr>
+          <w:p>
+            <w:r>
+              <w:t>6D</w:t>
+              <w:br/>
+              <w:t>GAMES</w:t>
+            </w:r>
           </w:p>
         </w:tc>
         <w:tc>
@@ -316,7 +320,7 @@
           </w:tcPr>
           <w:p>
             <w:r>
-              <w:t>7E</w:t>
+              <w:t>6B</w:t>
               <w:br/>
               <w:t>GAMES</w:t>
             </w:r>
@@ -327,11 +331,7 @@
             <w:tcW w:type="dxa" w:w="1080"/>
           </w:tcPr>
           <w:p>
-            <w:r>
-              <w:t>7D</w:t>
-              <w:br/>
-              <w:t>GAMES</w:t>
-            </w:r>
+            <w:r/>
           </w:p>
         </w:tc>
         <w:tc>
@@ -372,18 +372,6 @@
           </w:tcPr>
           <w:p>
             <w:r>
-              <w:t>7C</w:t>
-              <w:br/>
-              <w:t>GAMES</w:t>
-            </w:r>
-          </w:p>
-        </w:tc>
-        <w:tc>
-          <w:tcPr>
-            <w:tcW w:type="dxa" w:w="1080"/>
-          </w:tcPr>
-          <w:p>
-            <w:r>
               <w:t>7A</w:t>
               <w:br/>
               <w:t>GAMES</w:t>
@@ -411,7 +399,23 @@
             <w:tcW w:type="dxa" w:w="1080"/>
           </w:tcPr>
           <w:p>
-            <w:r/>
+            <w:r>
+              <w:t>6A</w:t>
+              <w:br/>
+              <w:t>GAMES</w:t>
+            </w:r>
+          </w:p>
+        </w:tc>
+        <w:tc>
+          <w:tcPr>
+            <w:tcW w:type="dxa" w:w="1080"/>
+          </w:tcPr>
+          <w:p>
+            <w:r>
+              <w:t>6E</w:t>
+              <w:br/>
+              <w:t>GAMES</w:t>
+            </w:r>
           </w:p>
         </w:tc>
         <w:tc>
@@ -421,80 +425,6 @@
           <w:p>
             <w:r>
               <w:t>9:50-10:25</w:t>
-            </w:r>
-          </w:p>
-        </w:tc>
-      </w:tr>
-      <w:tr>
-        <w:tc>
-          <w:tcPr>
-            <w:tcW w:type="dxa" w:w="1080"/>
-          </w:tcPr>
-          <w:p>
-            <w:r>
-              <w:t>P5</w:t>
-            </w:r>
-          </w:p>
-        </w:tc>
-        <w:tc>
-          <w:tcPr>
-            <w:tcW w:type="dxa" w:w="1080"/>
-          </w:tcPr>
-          <w:p>
-            <w:r>
-              <w:t>10:50-11:30</w:t>
-            </w:r>
-          </w:p>
-        </w:tc>
-        <w:tc>
-          <w:tcPr>
-            <w:tcW w:type="dxa" w:w="1080"/>
-          </w:tcPr>
-          <w:p>
-            <w:r/>
-          </w:p>
-        </w:tc>
-        <w:tc>
-          <w:tcPr>
-            <w:tcW w:type="dxa" w:w="1080"/>
-          </w:tcPr>
-          <w:p>
-            <w:r/>
-          </w:p>
-        </w:tc>
-        <w:tc>
-          <w:tcPr>
-            <w:tcW w:type="dxa" w:w="1080"/>
-          </w:tcPr>
-          <w:p>
-            <w:r/>
-          </w:p>
-        </w:tc>
-        <w:tc>
-          <w:tcPr>
-            <w:tcW w:type="dxa" w:w="1080"/>
-          </w:tcPr>
-          <w:p>
-            <w:r/>
-          </w:p>
-        </w:tc>
-        <w:tc>
-          <w:tcPr>
-            <w:tcW w:type="dxa" w:w="1080"/>
-          </w:tcPr>
-          <w:p>
-            <w:r>
-              <w:t>Lunch</w:t>
-            </w:r>
-          </w:p>
-        </w:tc>
-        <w:tc>
-          <w:tcPr>
-            <w:tcW w:type="dxa" w:w="1080"/>
-          </w:tcPr>
-          <w:p>
-            <w:r>
-              <w:t>10:55-11:35</w:t>
             </w:r>
           </w:p>
         </w:tc>
@@ -516,7 +446,7 @@
           </w:tcPr>
           <w:p>
             <w:r>
-              <w:t>11:30-12:00</w:t>
+              <w:t>10:50-11:20</w:t>
             </w:r>
           </w:p>
         </w:tc>
@@ -578,6 +508,82 @@
           </w:tcPr>
           <w:p>
             <w:r>
+              <w:t>P5</w:t>
+            </w:r>
+          </w:p>
+        </w:tc>
+        <w:tc>
+          <w:tcPr>
+            <w:tcW w:type="dxa" w:w="1080"/>
+          </w:tcPr>
+          <w:p>
+            <w:r>
+              <w:t>11:20-12:00</w:t>
+            </w:r>
+          </w:p>
+        </w:tc>
+        <w:tc>
+          <w:tcPr>
+            <w:tcW w:type="dxa" w:w="1080"/>
+          </w:tcPr>
+          <w:p>
+            <w:r/>
+          </w:p>
+        </w:tc>
+        <w:tc>
+          <w:tcPr>
+            <w:tcW w:type="dxa" w:w="1080"/>
+          </w:tcPr>
+          <w:p>
+            <w:r/>
+          </w:p>
+        </w:tc>
+        <w:tc>
+          <w:tcPr>
+            <w:tcW w:type="dxa" w:w="1080"/>
+          </w:tcPr>
+          <w:p>
+            <w:r/>
+          </w:p>
+        </w:tc>
+        <w:tc>
+          <w:tcPr>
+            <w:tcW w:type="dxa" w:w="1080"/>
+          </w:tcPr>
+          <w:p>
+            <w:r>
+              <w:t>6C</w:t>
+              <w:br/>
+              <w:t>GAMES</w:t>
+            </w:r>
+          </w:p>
+        </w:tc>
+        <w:tc>
+          <w:tcPr>
+            <w:tcW w:type="dxa" w:w="1080"/>
+          </w:tcPr>
+          <w:p>
+            <w:r/>
+          </w:p>
+        </w:tc>
+        <w:tc>
+          <w:tcPr>
+            <w:tcW w:type="dxa" w:w="1080"/>
+          </w:tcPr>
+          <w:p>
+            <w:r>
+              <w:t>10:55-11:35</w:t>
+            </w:r>
+          </w:p>
+        </w:tc>
+      </w:tr>
+      <w:tr>
+        <w:tc>
+          <w:tcPr>
+            <w:tcW w:type="dxa" w:w="1080"/>
+          </w:tcPr>
+          <w:p>
+            <w:r>
               <w:t>P6</w:t>
             </w:r>
           </w:p>
@@ -621,7 +627,11 @@
             <w:tcW w:type="dxa" w:w="1080"/>
           </w:tcPr>
           <w:p>
-            <w:r/>
+            <w:r>
+              <w:t>7C</w:t>
+              <w:br/>
+              <w:t>GAMES</w:t>
+            </w:r>
           </w:p>
         </w:tc>
         <w:tc>
@@ -629,11 +639,7 @@
             <w:tcW w:type="dxa" w:w="1080"/>
           </w:tcPr>
           <w:p>
-            <w:r>
-              <w:t>7B</w:t>
-              <w:br/>
-              <w:t>GAMES</w:t>
-            </w:r>
+            <w:r/>
           </w:p>
         </w:tc>
         <w:tc>
@@ -682,7 +688,7 @@
           </w:tcPr>
           <w:p>
             <w:r>
-              <w:t>6D</w:t>
+              <w:t>7B</w:t>
               <w:br/>
               <w:t>GAMES</w:t>
             </w:r>
@@ -701,11 +707,7 @@
             <w:tcW w:type="dxa" w:w="1080"/>
           </w:tcPr>
           <w:p>
-            <w:r>
-              <w:t>6C</w:t>
-              <w:br/>
-              <w:t>GAMES</w:t>
-            </w:r>
+            <w:r/>
           </w:p>
         </w:tc>
         <w:tc>
@@ -751,11 +753,7 @@
             <w:tcW w:type="dxa" w:w="1080"/>
           </w:tcPr>
           <w:p>
-            <w:r>
-              <w:t>6A</w:t>
-              <w:br/>
-              <w:t>GAMES</w:t>
-            </w:r>
+            <w:r/>
           </w:p>
         </w:tc>
         <w:tc>

--- a/NAZAR ABBASS_timetable.docx
+++ b/NAZAR ABBASS_timetable.docx
@@ -251,11 +251,7 @@
             <w:tcW w:type="dxa" w:w="1080"/>
           </w:tcPr>
           <w:p>
-            <w:r>
-              <w:t>6D</w:t>
-              <w:br/>
-              <w:t>GAMES</w:t>
-            </w:r>
+            <w:r/>
           </w:p>
         </w:tc>
         <w:tc>
@@ -707,7 +703,11 @@
             <w:tcW w:type="dxa" w:w="1080"/>
           </w:tcPr>
           <w:p>
-            <w:r/>
+            <w:r>
+              <w:t>6D</w:t>
+              <w:br/>
+              <w:t>GAMES</w:t>
+            </w:r>
           </w:p>
         </w:tc>
         <w:tc>

--- a/NAZAR ABBASS_timetable.docx
+++ b/NAZAR ABBASS_timetable.docx
@@ -22,92 +22,116 @@
         <w:tblLook w:firstColumn="1" w:firstRow="1" w:lastColumn="0" w:lastRow="0" w:noHBand="0" w:noVBand="1" w:val="04A0"/>
       </w:tblPr>
       <w:tblGrid>
-        <w:gridCol w:w="1080"/>
-        <w:gridCol w:w="1080"/>
-        <w:gridCol w:w="1080"/>
-        <w:gridCol w:w="1080"/>
-        <w:gridCol w:w="1080"/>
-        <w:gridCol w:w="1080"/>
-        <w:gridCol w:w="1080"/>
-        <w:gridCol w:w="1080"/>
+        <w:gridCol w:w="1530"/>
+        <w:gridCol w:w="1530"/>
+        <w:gridCol w:w="1530"/>
+        <w:gridCol w:w="1530"/>
+        <w:gridCol w:w="1530"/>
+        <w:gridCol w:w="1530"/>
+        <w:gridCol w:w="1530"/>
+        <w:gridCol w:w="1530"/>
       </w:tblGrid>
       <w:tr>
         <w:tc>
           <w:tcPr>
-            <w:tcW w:type="dxa" w:w="1080"/>
+            <w:tcW w:type="dxa" w:w="1530"/>
           </w:tcPr>
           <w:p>
             <w:r>
+              <w:rPr>
+                <w:b/>
+              </w:rPr>
               <w:t>Period</w:t>
             </w:r>
           </w:p>
         </w:tc>
         <w:tc>
           <w:tcPr>
-            <w:tcW w:type="dxa" w:w="1080"/>
+            <w:tcW w:type="dxa" w:w="1530"/>
           </w:tcPr>
           <w:p>
             <w:r>
-              <w:t>Mon-Thu Time</w:t>
+              <w:rPr>
+                <w:b/>
+              </w:rPr>
+              <w:t>Mon-Wed Time</w:t>
             </w:r>
           </w:p>
         </w:tc>
         <w:tc>
           <w:tcPr>
-            <w:tcW w:type="dxa" w:w="1080"/>
+            <w:tcW w:type="dxa" w:w="1530"/>
           </w:tcPr>
           <w:p>
             <w:r>
+              <w:rPr>
+                <w:b/>
+              </w:rPr>
               <w:t>Mon</w:t>
             </w:r>
           </w:p>
         </w:tc>
         <w:tc>
           <w:tcPr>
-            <w:tcW w:type="dxa" w:w="1080"/>
+            <w:tcW w:type="dxa" w:w="1530"/>
           </w:tcPr>
           <w:p>
             <w:r>
+              <w:rPr>
+                <w:b/>
+              </w:rPr>
               <w:t>Tue</w:t>
             </w:r>
           </w:p>
         </w:tc>
         <w:tc>
           <w:tcPr>
-            <w:tcW w:type="dxa" w:w="1080"/>
+            <w:tcW w:type="dxa" w:w="1530"/>
           </w:tcPr>
           <w:p>
             <w:r>
+              <w:rPr>
+                <w:b/>
+              </w:rPr>
               <w:t>Wed</w:t>
             </w:r>
           </w:p>
         </w:tc>
         <w:tc>
           <w:tcPr>
-            <w:tcW w:type="dxa" w:w="1080"/>
+            <w:tcW w:type="dxa" w:w="1530"/>
           </w:tcPr>
           <w:p>
             <w:r>
+              <w:rPr>
+                <w:b/>
+              </w:rPr>
               <w:t>Thu</w:t>
             </w:r>
           </w:p>
         </w:tc>
         <w:tc>
           <w:tcPr>
-            <w:tcW w:type="dxa" w:w="1080"/>
+            <w:tcW w:type="dxa" w:w="1530"/>
           </w:tcPr>
           <w:p>
             <w:r>
+              <w:rPr>
+                <w:b/>
+              </w:rPr>
               <w:t>Fri</w:t>
             </w:r>
           </w:p>
         </w:tc>
         <w:tc>
           <w:tcPr>
-            <w:tcW w:type="dxa" w:w="1080"/>
+            <w:tcW w:type="dxa" w:w="1530"/>
           </w:tcPr>
           <w:p>
             <w:r>
+              <w:rPr>
+                <w:b/>
+              </w:rPr>
               <w:t>Fri Time</w:t>
             </w:r>
           </w:p>
@@ -116,7 +140,7 @@
       <w:tr>
         <w:tc>
           <w:tcPr>
-            <w:tcW w:type="dxa" w:w="1080"/>
+            <w:tcW w:type="dxa" w:w="1530"/>
           </w:tcPr>
           <w:p>
             <w:r>
@@ -126,7 +150,7 @@
         </w:tc>
         <w:tc>
           <w:tcPr>
-            <w:tcW w:type="dxa" w:w="1080"/>
+            <w:tcW w:type="dxa" w:w="1530"/>
           </w:tcPr>
           <w:p>
             <w:r>
@@ -136,7 +160,7 @@
         </w:tc>
         <w:tc>
           <w:tcPr>
-            <w:tcW w:type="dxa" w:w="1080"/>
+            <w:tcW w:type="dxa" w:w="1530"/>
           </w:tcPr>
           <w:p>
             <w:r/>
@@ -144,7 +168,7 @@
         </w:tc>
         <w:tc>
           <w:tcPr>
-            <w:tcW w:type="dxa" w:w="1080"/>
+            <w:tcW w:type="dxa" w:w="1530"/>
           </w:tcPr>
           <w:p>
             <w:r/>
@@ -152,7 +176,7 @@
         </w:tc>
         <w:tc>
           <w:tcPr>
-            <w:tcW w:type="dxa" w:w="1080"/>
+            <w:tcW w:type="dxa" w:w="1530"/>
           </w:tcPr>
           <w:p>
             <w:r/>
@@ -160,7 +184,7 @@
         </w:tc>
         <w:tc>
           <w:tcPr>
-            <w:tcW w:type="dxa" w:w="1080"/>
+            <w:tcW w:type="dxa" w:w="1530"/>
           </w:tcPr>
           <w:p>
             <w:r/>
@@ -168,7 +192,7 @@
         </w:tc>
         <w:tc>
           <w:tcPr>
-            <w:tcW w:type="dxa" w:w="1080"/>
+            <w:tcW w:type="dxa" w:w="1530"/>
           </w:tcPr>
           <w:p>
             <w:r/>
@@ -176,7 +200,7 @@
         </w:tc>
         <w:tc>
           <w:tcPr>
-            <w:tcW w:type="dxa" w:w="1080"/>
+            <w:tcW w:type="dxa" w:w="1530"/>
           </w:tcPr>
           <w:p>
             <w:r>
@@ -188,7 +212,7 @@
       <w:tr>
         <w:tc>
           <w:tcPr>
-            <w:tcW w:type="dxa" w:w="1080"/>
+            <w:tcW w:type="dxa" w:w="1530"/>
           </w:tcPr>
           <w:p>
             <w:r>
@@ -198,7 +222,7 @@
         </w:tc>
         <w:tc>
           <w:tcPr>
-            <w:tcW w:type="dxa" w:w="1080"/>
+            <w:tcW w:type="dxa" w:w="1530"/>
           </w:tcPr>
           <w:p>
             <w:r>
@@ -208,7 +232,7 @@
         </w:tc>
         <w:tc>
           <w:tcPr>
-            <w:tcW w:type="dxa" w:w="1080"/>
+            <w:tcW w:type="dxa" w:w="1530"/>
           </w:tcPr>
           <w:p>
             <w:r/>
@@ -216,7 +240,7 @@
         </w:tc>
         <w:tc>
           <w:tcPr>
-            <w:tcW w:type="dxa" w:w="1080"/>
+            <w:tcW w:type="dxa" w:w="1530"/>
           </w:tcPr>
           <w:p>
             <w:r/>
@@ -224,7 +248,407 @@
         </w:tc>
         <w:tc>
           <w:tcPr>
-            <w:tcW w:type="dxa" w:w="1080"/>
+            <w:tcW w:type="dxa" w:w="1530"/>
+          </w:tcPr>
+          <w:p>
+            <w:r>
+              <w:t>7E</w:t>
+              <w:br/>
+              <w:t>GAMES</w:t>
+            </w:r>
+          </w:p>
+        </w:tc>
+        <w:tc>
+          <w:tcPr>
+            <w:tcW w:type="dxa" w:w="1530"/>
+          </w:tcPr>
+          <w:p>
+            <w:r/>
+          </w:p>
+        </w:tc>
+        <w:tc>
+          <w:tcPr>
+            <w:tcW w:type="dxa" w:w="1530"/>
+          </w:tcPr>
+          <w:p>
+            <w:r/>
+          </w:p>
+        </w:tc>
+        <w:tc>
+          <w:tcPr>
+            <w:tcW w:type="dxa" w:w="1530"/>
+          </w:tcPr>
+          <w:p>
+            <w:r>
+              <w:t>8:40-9:15</w:t>
+            </w:r>
+          </w:p>
+        </w:tc>
+      </w:tr>
+      <w:tr>
+        <w:tc>
+          <w:tcPr>
+            <w:tcW w:type="dxa" w:w="1530"/>
+          </w:tcPr>
+          <w:p>
+            <w:r>
+              <w:t>P3</w:t>
+            </w:r>
+          </w:p>
+        </w:tc>
+        <w:tc>
+          <w:tcPr>
+            <w:tcW w:type="dxa" w:w="1530"/>
+          </w:tcPr>
+          <w:p>
+            <w:r>
+              <w:t>9:30-10:10</w:t>
+            </w:r>
+          </w:p>
+        </w:tc>
+        <w:tc>
+          <w:tcPr>
+            <w:tcW w:type="dxa" w:w="1530"/>
+          </w:tcPr>
+          <w:p>
+            <w:r>
+              <w:t>6E</w:t>
+              <w:br/>
+              <w:t>GAMES</w:t>
+            </w:r>
+          </w:p>
+        </w:tc>
+        <w:tc>
+          <w:tcPr>
+            <w:tcW w:type="dxa" w:w="1530"/>
+          </w:tcPr>
+          <w:p>
+            <w:r/>
+          </w:p>
+        </w:tc>
+        <w:tc>
+          <w:tcPr>
+            <w:tcW w:type="dxa" w:w="1530"/>
+          </w:tcPr>
+          <w:p>
+            <w:r>
+              <w:t>6C</w:t>
+              <w:br/>
+              <w:t>GAMES</w:t>
+            </w:r>
+          </w:p>
+        </w:tc>
+        <w:tc>
+          <w:tcPr>
+            <w:tcW w:type="dxa" w:w="1530"/>
+          </w:tcPr>
+          <w:p>
+            <w:r/>
+          </w:p>
+        </w:tc>
+        <w:tc>
+          <w:tcPr>
+            <w:tcW w:type="dxa" w:w="1530"/>
+          </w:tcPr>
+          <w:p>
+            <w:r/>
+          </w:p>
+        </w:tc>
+        <w:tc>
+          <w:tcPr>
+            <w:tcW w:type="dxa" w:w="1530"/>
+          </w:tcPr>
+          <w:p>
+            <w:r>
+              <w:t>9:15-9:50</w:t>
+            </w:r>
+          </w:p>
+        </w:tc>
+      </w:tr>
+      <w:tr>
+        <w:tc>
+          <w:tcPr>
+            <w:tcW w:type="dxa" w:w="1530"/>
+          </w:tcPr>
+          <w:p>
+            <w:r>
+              <w:t>P4</w:t>
+            </w:r>
+          </w:p>
+        </w:tc>
+        <w:tc>
+          <w:tcPr>
+            <w:tcW w:type="dxa" w:w="1530"/>
+          </w:tcPr>
+          <w:p>
+            <w:r>
+              <w:t>10:10-10:50</w:t>
+            </w:r>
+          </w:p>
+        </w:tc>
+        <w:tc>
+          <w:tcPr>
+            <w:tcW w:type="dxa" w:w="1530"/>
+          </w:tcPr>
+          <w:p>
+            <w:r>
+              <w:t>7A</w:t>
+              <w:br/>
+              <w:t>GAMES</w:t>
+            </w:r>
+          </w:p>
+        </w:tc>
+        <w:tc>
+          <w:tcPr>
+            <w:tcW w:type="dxa" w:w="1530"/>
+          </w:tcPr>
+          <w:p>
+            <w:r/>
+          </w:p>
+        </w:tc>
+        <w:tc>
+          <w:tcPr>
+            <w:tcW w:type="dxa" w:w="1530"/>
+          </w:tcPr>
+          <w:p>
+            <w:r/>
+          </w:p>
+        </w:tc>
+        <w:tc>
+          <w:tcPr>
+            <w:tcW w:type="dxa" w:w="1530"/>
+          </w:tcPr>
+          <w:p>
+            <w:r/>
+          </w:p>
+        </w:tc>
+        <w:tc>
+          <w:tcPr>
+            <w:tcW w:type="dxa" w:w="1530"/>
+          </w:tcPr>
+          <w:p>
+            <w:r>
+              <w:t>7B</w:t>
+              <w:br/>
+              <w:t>GAMES</w:t>
+            </w:r>
+          </w:p>
+        </w:tc>
+        <w:tc>
+          <w:tcPr>
+            <w:tcW w:type="dxa" w:w="1530"/>
+          </w:tcPr>
+          <w:p>
+            <w:r>
+              <w:t>9:50-10:25</w:t>
+            </w:r>
+          </w:p>
+        </w:tc>
+      </w:tr>
+      <w:tr>
+        <w:tc>
+          <w:tcPr>
+            <w:tcW w:type="dxa" w:w="1530"/>
+          </w:tcPr>
+          <w:p>
+            <w:r>
+              <w:t>Lunch</w:t>
+            </w:r>
+          </w:p>
+        </w:tc>
+        <w:tc>
+          <w:tcPr>
+            <w:tcW w:type="dxa" w:w="1530"/>
+          </w:tcPr>
+          <w:p>
+            <w:r>
+              <w:t>10:50-11:20</w:t>
+            </w:r>
+          </w:p>
+        </w:tc>
+        <w:tc>
+          <w:tcPr>
+            <w:tcW w:type="dxa" w:w="1530"/>
+          </w:tcPr>
+          <w:p>
+            <w:r/>
+          </w:p>
+        </w:tc>
+        <w:tc>
+          <w:tcPr>
+            <w:tcW w:type="dxa" w:w="1530"/>
+          </w:tcPr>
+          <w:p>
+            <w:r/>
+          </w:p>
+        </w:tc>
+        <w:tc>
+          <w:tcPr>
+            <w:tcW w:type="dxa" w:w="1530"/>
+          </w:tcPr>
+          <w:p>
+            <w:r/>
+          </w:p>
+        </w:tc>
+        <w:tc>
+          <w:tcPr>
+            <w:tcW w:type="dxa" w:w="1530"/>
+          </w:tcPr>
+          <w:p>
+            <w:r/>
+          </w:p>
+        </w:tc>
+        <w:tc>
+          <w:tcPr>
+            <w:tcW w:type="dxa" w:w="1530"/>
+          </w:tcPr>
+          <w:p>
+            <w:r/>
+          </w:p>
+        </w:tc>
+        <w:tc>
+          <w:tcPr>
+            <w:tcW w:type="dxa" w:w="1530"/>
+          </w:tcPr>
+          <w:p>
+            <w:r>
+              <w:t>10:25-10:55</w:t>
+            </w:r>
+          </w:p>
+        </w:tc>
+      </w:tr>
+      <w:tr>
+        <w:tc>
+          <w:tcPr>
+            <w:tcW w:type="dxa" w:w="1530"/>
+          </w:tcPr>
+          <w:p>
+            <w:r>
+              <w:t>P5</w:t>
+            </w:r>
+          </w:p>
+        </w:tc>
+        <w:tc>
+          <w:tcPr>
+            <w:tcW w:type="dxa" w:w="1530"/>
+          </w:tcPr>
+          <w:p>
+            <w:r>
+              <w:t>11:20-12:00</w:t>
+            </w:r>
+          </w:p>
+        </w:tc>
+        <w:tc>
+          <w:tcPr>
+            <w:tcW w:type="dxa" w:w="1530"/>
+          </w:tcPr>
+          <w:p>
+            <w:r/>
+          </w:p>
+        </w:tc>
+        <w:tc>
+          <w:tcPr>
+            <w:tcW w:type="dxa" w:w="1530"/>
+          </w:tcPr>
+          <w:p>
+            <w:r/>
+          </w:p>
+        </w:tc>
+        <w:tc>
+          <w:tcPr>
+            <w:tcW w:type="dxa" w:w="1530"/>
+          </w:tcPr>
+          <w:p>
+            <w:r/>
+          </w:p>
+        </w:tc>
+        <w:tc>
+          <w:tcPr>
+            <w:tcW w:type="dxa" w:w="1530"/>
+          </w:tcPr>
+          <w:p>
+            <w:r>
+              <w:t>6D</w:t>
+              <w:br/>
+              <w:t>GAMES</w:t>
+            </w:r>
+          </w:p>
+        </w:tc>
+        <w:tc>
+          <w:tcPr>
+            <w:tcW w:type="dxa" w:w="1530"/>
+          </w:tcPr>
+          <w:p>
+            <w:r/>
+          </w:p>
+        </w:tc>
+        <w:tc>
+          <w:tcPr>
+            <w:tcW w:type="dxa" w:w="1530"/>
+          </w:tcPr>
+          <w:p>
+            <w:r>
+              <w:t>10:55-11:35</w:t>
+            </w:r>
+          </w:p>
+        </w:tc>
+      </w:tr>
+      <w:tr>
+        <w:tc>
+          <w:tcPr>
+            <w:tcW w:type="dxa" w:w="1530"/>
+          </w:tcPr>
+          <w:p>
+            <w:r>
+              <w:t>P6</w:t>
+            </w:r>
+          </w:p>
+        </w:tc>
+        <w:tc>
+          <w:tcPr>
+            <w:tcW w:type="dxa" w:w="1530"/>
+          </w:tcPr>
+          <w:p>
+            <w:r>
+              <w:t>12:00-12:40</w:t>
+            </w:r>
+          </w:p>
+        </w:tc>
+        <w:tc>
+          <w:tcPr>
+            <w:tcW w:type="dxa" w:w="1530"/>
+          </w:tcPr>
+          <w:p>
+            <w:r>
+              <w:t>6A</w:t>
+              <w:br/>
+              <w:t>GAMES</w:t>
+            </w:r>
+          </w:p>
+        </w:tc>
+        <w:tc>
+          <w:tcPr>
+            <w:tcW w:type="dxa" w:w="1530"/>
+          </w:tcPr>
+          <w:p>
+            <w:r>
+              <w:t>6B</w:t>
+              <w:br/>
+              <w:t>GAMES</w:t>
+            </w:r>
+          </w:p>
+        </w:tc>
+        <w:tc>
+          <w:tcPr>
+            <w:tcW w:type="dxa" w:w="1530"/>
+          </w:tcPr>
+          <w:p>
+            <w:r/>
+          </w:p>
+        </w:tc>
+        <w:tc>
+          <w:tcPr>
+            <w:tcW w:type="dxa" w:w="1530"/>
           </w:tcPr>
           <w:p>
             <w:r>
@@ -236,19 +660,7 @@
         </w:tc>
         <w:tc>
           <w:tcPr>
-            <w:tcW w:type="dxa" w:w="1080"/>
-          </w:tcPr>
-          <w:p>
-            <w:r>
-              <w:t>7E</w:t>
-              <w:br/>
-              <w:t>GAMES</w:t>
-            </w:r>
-          </w:p>
-        </w:tc>
-        <w:tc>
-          <w:tcPr>
-            <w:tcW w:type="dxa" w:w="1080"/>
+            <w:tcW w:type="dxa" w:w="1530"/>
           </w:tcPr>
           <w:p>
             <w:r/>
@@ -256,391 +668,7 @@
         </w:tc>
         <w:tc>
           <w:tcPr>
-            <w:tcW w:type="dxa" w:w="1080"/>
-          </w:tcPr>
-          <w:p>
-            <w:r>
-              <w:t>8:40-9:15</w:t>
-            </w:r>
-          </w:p>
-        </w:tc>
-      </w:tr>
-      <w:tr>
-        <w:tc>
-          <w:tcPr>
-            <w:tcW w:type="dxa" w:w="1080"/>
-          </w:tcPr>
-          <w:p>
-            <w:r>
-              <w:t>P3</w:t>
-            </w:r>
-          </w:p>
-        </w:tc>
-        <w:tc>
-          <w:tcPr>
-            <w:tcW w:type="dxa" w:w="1080"/>
-          </w:tcPr>
-          <w:p>
-            <w:r>
-              <w:t>9:30-10:10</w:t>
-            </w:r>
-          </w:p>
-        </w:tc>
-        <w:tc>
-          <w:tcPr>
-            <w:tcW w:type="dxa" w:w="1080"/>
-          </w:tcPr>
-          <w:p>
-            <w:r/>
-          </w:p>
-        </w:tc>
-        <w:tc>
-          <w:tcPr>
-            <w:tcW w:type="dxa" w:w="1080"/>
-          </w:tcPr>
-          <w:p>
-            <w:r/>
-          </w:p>
-        </w:tc>
-        <w:tc>
-          <w:tcPr>
-            <w:tcW w:type="dxa" w:w="1080"/>
-          </w:tcPr>
-          <w:p>
-            <w:r/>
-          </w:p>
-        </w:tc>
-        <w:tc>
-          <w:tcPr>
-            <w:tcW w:type="dxa" w:w="1080"/>
-          </w:tcPr>
-          <w:p>
-            <w:r>
-              <w:t>6B</w:t>
-              <w:br/>
-              <w:t>GAMES</w:t>
-            </w:r>
-          </w:p>
-        </w:tc>
-        <w:tc>
-          <w:tcPr>
-            <w:tcW w:type="dxa" w:w="1080"/>
-          </w:tcPr>
-          <w:p>
-            <w:r/>
-          </w:p>
-        </w:tc>
-        <w:tc>
-          <w:tcPr>
-            <w:tcW w:type="dxa" w:w="1080"/>
-          </w:tcPr>
-          <w:p>
-            <w:r>
-              <w:t>9:15-9:50</w:t>
-            </w:r>
-          </w:p>
-        </w:tc>
-      </w:tr>
-      <w:tr>
-        <w:tc>
-          <w:tcPr>
-            <w:tcW w:type="dxa" w:w="1080"/>
-          </w:tcPr>
-          <w:p>
-            <w:r>
-              <w:t>P4</w:t>
-            </w:r>
-          </w:p>
-        </w:tc>
-        <w:tc>
-          <w:tcPr>
-            <w:tcW w:type="dxa" w:w="1080"/>
-          </w:tcPr>
-          <w:p>
-            <w:r>
-              <w:t>10:10-10:50</w:t>
-            </w:r>
-          </w:p>
-        </w:tc>
-        <w:tc>
-          <w:tcPr>
-            <w:tcW w:type="dxa" w:w="1080"/>
-          </w:tcPr>
-          <w:p>
-            <w:r>
-              <w:t>7A</w:t>
-              <w:br/>
-              <w:t>GAMES</w:t>
-            </w:r>
-          </w:p>
-        </w:tc>
-        <w:tc>
-          <w:tcPr>
-            <w:tcW w:type="dxa" w:w="1080"/>
-          </w:tcPr>
-          <w:p>
-            <w:r/>
-          </w:p>
-        </w:tc>
-        <w:tc>
-          <w:tcPr>
-            <w:tcW w:type="dxa" w:w="1080"/>
-          </w:tcPr>
-          <w:p>
-            <w:r/>
-          </w:p>
-        </w:tc>
-        <w:tc>
-          <w:tcPr>
-            <w:tcW w:type="dxa" w:w="1080"/>
-          </w:tcPr>
-          <w:p>
-            <w:r>
-              <w:t>6A</w:t>
-              <w:br/>
-              <w:t>GAMES</w:t>
-            </w:r>
-          </w:p>
-        </w:tc>
-        <w:tc>
-          <w:tcPr>
-            <w:tcW w:type="dxa" w:w="1080"/>
-          </w:tcPr>
-          <w:p>
-            <w:r>
-              <w:t>6E</w:t>
-              <w:br/>
-              <w:t>GAMES</w:t>
-            </w:r>
-          </w:p>
-        </w:tc>
-        <w:tc>
-          <w:tcPr>
-            <w:tcW w:type="dxa" w:w="1080"/>
-          </w:tcPr>
-          <w:p>
-            <w:r>
-              <w:t>9:50-10:25</w:t>
-            </w:r>
-          </w:p>
-        </w:tc>
-      </w:tr>
-      <w:tr>
-        <w:tc>
-          <w:tcPr>
-            <w:tcW w:type="dxa" w:w="1080"/>
-          </w:tcPr>
-          <w:p>
-            <w:r>
-              <w:t>Lunch</w:t>
-            </w:r>
-          </w:p>
-        </w:tc>
-        <w:tc>
-          <w:tcPr>
-            <w:tcW w:type="dxa" w:w="1080"/>
-          </w:tcPr>
-          <w:p>
-            <w:r>
-              <w:t>10:50-11:20</w:t>
-            </w:r>
-          </w:p>
-        </w:tc>
-        <w:tc>
-          <w:tcPr>
-            <w:tcW w:type="dxa" w:w="1080"/>
-          </w:tcPr>
-          <w:p>
-            <w:r/>
-          </w:p>
-        </w:tc>
-        <w:tc>
-          <w:tcPr>
-            <w:tcW w:type="dxa" w:w="1080"/>
-          </w:tcPr>
-          <w:p>
-            <w:r/>
-          </w:p>
-        </w:tc>
-        <w:tc>
-          <w:tcPr>
-            <w:tcW w:type="dxa" w:w="1080"/>
-          </w:tcPr>
-          <w:p>
-            <w:r/>
-          </w:p>
-        </w:tc>
-        <w:tc>
-          <w:tcPr>
-            <w:tcW w:type="dxa" w:w="1080"/>
-          </w:tcPr>
-          <w:p>
-            <w:r/>
-          </w:p>
-        </w:tc>
-        <w:tc>
-          <w:tcPr>
-            <w:tcW w:type="dxa" w:w="1080"/>
-          </w:tcPr>
-          <w:p>
-            <w:r/>
-          </w:p>
-        </w:tc>
-        <w:tc>
-          <w:tcPr>
-            <w:tcW w:type="dxa" w:w="1080"/>
-          </w:tcPr>
-          <w:p>
-            <w:r>
-              <w:t>10:25-10:55</w:t>
-            </w:r>
-          </w:p>
-        </w:tc>
-      </w:tr>
-      <w:tr>
-        <w:tc>
-          <w:tcPr>
-            <w:tcW w:type="dxa" w:w="1080"/>
-          </w:tcPr>
-          <w:p>
-            <w:r>
-              <w:t>P5</w:t>
-            </w:r>
-          </w:p>
-        </w:tc>
-        <w:tc>
-          <w:tcPr>
-            <w:tcW w:type="dxa" w:w="1080"/>
-          </w:tcPr>
-          <w:p>
-            <w:r>
-              <w:t>11:20-12:00</w:t>
-            </w:r>
-          </w:p>
-        </w:tc>
-        <w:tc>
-          <w:tcPr>
-            <w:tcW w:type="dxa" w:w="1080"/>
-          </w:tcPr>
-          <w:p>
-            <w:r/>
-          </w:p>
-        </w:tc>
-        <w:tc>
-          <w:tcPr>
-            <w:tcW w:type="dxa" w:w="1080"/>
-          </w:tcPr>
-          <w:p>
-            <w:r/>
-          </w:p>
-        </w:tc>
-        <w:tc>
-          <w:tcPr>
-            <w:tcW w:type="dxa" w:w="1080"/>
-          </w:tcPr>
-          <w:p>
-            <w:r/>
-          </w:p>
-        </w:tc>
-        <w:tc>
-          <w:tcPr>
-            <w:tcW w:type="dxa" w:w="1080"/>
-          </w:tcPr>
-          <w:p>
-            <w:r>
-              <w:t>6C</w:t>
-              <w:br/>
-              <w:t>GAMES</w:t>
-            </w:r>
-          </w:p>
-        </w:tc>
-        <w:tc>
-          <w:tcPr>
-            <w:tcW w:type="dxa" w:w="1080"/>
-          </w:tcPr>
-          <w:p>
-            <w:r/>
-          </w:p>
-        </w:tc>
-        <w:tc>
-          <w:tcPr>
-            <w:tcW w:type="dxa" w:w="1080"/>
-          </w:tcPr>
-          <w:p>
-            <w:r>
-              <w:t>10:55-11:35</w:t>
-            </w:r>
-          </w:p>
-        </w:tc>
-      </w:tr>
-      <w:tr>
-        <w:tc>
-          <w:tcPr>
-            <w:tcW w:type="dxa" w:w="1080"/>
-          </w:tcPr>
-          <w:p>
-            <w:r>
-              <w:t>P6</w:t>
-            </w:r>
-          </w:p>
-        </w:tc>
-        <w:tc>
-          <w:tcPr>
-            <w:tcW w:type="dxa" w:w="1080"/>
-          </w:tcPr>
-          <w:p>
-            <w:r>
-              <w:t>12:00-12:40</w:t>
-            </w:r>
-          </w:p>
-        </w:tc>
-        <w:tc>
-          <w:tcPr>
-            <w:tcW w:type="dxa" w:w="1080"/>
-          </w:tcPr>
-          <w:p>
-            <w:r/>
-          </w:p>
-        </w:tc>
-        <w:tc>
-          <w:tcPr>
-            <w:tcW w:type="dxa" w:w="1080"/>
-          </w:tcPr>
-          <w:p>
-            <w:r/>
-          </w:p>
-        </w:tc>
-        <w:tc>
-          <w:tcPr>
-            <w:tcW w:type="dxa" w:w="1080"/>
-          </w:tcPr>
-          <w:p>
-            <w:r/>
-          </w:p>
-        </w:tc>
-        <w:tc>
-          <w:tcPr>
-            <w:tcW w:type="dxa" w:w="1080"/>
-          </w:tcPr>
-          <w:p>
-            <w:r>
-              <w:t>7C</w:t>
-              <w:br/>
-              <w:t>GAMES</w:t>
-            </w:r>
-          </w:p>
-        </w:tc>
-        <w:tc>
-          <w:tcPr>
-            <w:tcW w:type="dxa" w:w="1080"/>
-          </w:tcPr>
-          <w:p>
-            <w:r/>
-          </w:p>
-        </w:tc>
-        <w:tc>
-          <w:tcPr>
-            <w:tcW w:type="dxa" w:w="1080"/>
+            <w:tcW w:type="dxa" w:w="1530"/>
           </w:tcPr>
           <w:p>
             <w:r>
@@ -652,7 +680,7 @@
       <w:tr>
         <w:tc>
           <w:tcPr>
-            <w:tcW w:type="dxa" w:w="1080"/>
+            <w:tcW w:type="dxa" w:w="1530"/>
           </w:tcPr>
           <w:p>
             <w:r>
@@ -662,7 +690,7 @@
         </w:tc>
         <w:tc>
           <w:tcPr>
-            <w:tcW w:type="dxa" w:w="1080"/>
+            <w:tcW w:type="dxa" w:w="1530"/>
           </w:tcPr>
           <w:p>
             <w:r>
@@ -672,7 +700,7 @@
         </w:tc>
         <w:tc>
           <w:tcPr>
-            <w:tcW w:type="dxa" w:w="1080"/>
+            <w:tcW w:type="dxa" w:w="1530"/>
           </w:tcPr>
           <w:p>
             <w:r/>
@@ -680,19 +708,7 @@
         </w:tc>
         <w:tc>
           <w:tcPr>
-            <w:tcW w:type="dxa" w:w="1080"/>
-          </w:tcPr>
-          <w:p>
-            <w:r>
-              <w:t>7B</w:t>
-              <w:br/>
-              <w:t>GAMES</w:t>
-            </w:r>
-          </w:p>
-        </w:tc>
-        <w:tc>
-          <w:tcPr>
-            <w:tcW w:type="dxa" w:w="1080"/>
+            <w:tcW w:type="dxa" w:w="1530"/>
           </w:tcPr>
           <w:p>
             <w:r/>
@@ -700,19 +716,7 @@
         </w:tc>
         <w:tc>
           <w:tcPr>
-            <w:tcW w:type="dxa" w:w="1080"/>
-          </w:tcPr>
-          <w:p>
-            <w:r>
-              <w:t>6D</w:t>
-              <w:br/>
-              <w:t>GAMES</w:t>
-            </w:r>
-          </w:p>
-        </w:tc>
-        <w:tc>
-          <w:tcPr>
-            <w:tcW w:type="dxa" w:w="1080"/>
+            <w:tcW w:type="dxa" w:w="1530"/>
           </w:tcPr>
           <w:p>
             <w:r/>
@@ -720,7 +724,23 @@
         </w:tc>
         <w:tc>
           <w:tcPr>
-            <w:tcW w:type="dxa" w:w="1080"/>
+            <w:tcW w:type="dxa" w:w="1530"/>
+          </w:tcPr>
+          <w:p>
+            <w:r/>
+          </w:p>
+        </w:tc>
+        <w:tc>
+          <w:tcPr>
+            <w:tcW w:type="dxa" w:w="1530"/>
+          </w:tcPr>
+          <w:p>
+            <w:r/>
+          </w:p>
+        </w:tc>
+        <w:tc>
+          <w:tcPr>
+            <w:tcW w:type="dxa" w:w="1530"/>
           </w:tcPr>
           <w:p>
             <w:r/>
@@ -730,7 +750,7 @@
       <w:tr>
         <w:tc>
           <w:tcPr>
-            <w:tcW w:type="dxa" w:w="1080"/>
+            <w:tcW w:type="dxa" w:w="1530"/>
           </w:tcPr>
           <w:p>
             <w:r>
@@ -740,7 +760,7 @@
         </w:tc>
         <w:tc>
           <w:tcPr>
-            <w:tcW w:type="dxa" w:w="1080"/>
+            <w:tcW w:type="dxa" w:w="1530"/>
           </w:tcPr>
           <w:p>
             <w:r>
@@ -750,7 +770,7 @@
         </w:tc>
         <w:tc>
           <w:tcPr>
-            <w:tcW w:type="dxa" w:w="1080"/>
+            <w:tcW w:type="dxa" w:w="1530"/>
           </w:tcPr>
           <w:p>
             <w:r/>
@@ -758,7 +778,7 @@
         </w:tc>
         <w:tc>
           <w:tcPr>
-            <w:tcW w:type="dxa" w:w="1080"/>
+            <w:tcW w:type="dxa" w:w="1530"/>
           </w:tcPr>
           <w:p>
             <w:r/>
@@ -766,7 +786,7 @@
         </w:tc>
         <w:tc>
           <w:tcPr>
-            <w:tcW w:type="dxa" w:w="1080"/>
+            <w:tcW w:type="dxa" w:w="1530"/>
           </w:tcPr>
           <w:p>
             <w:r/>
@@ -774,7 +794,7 @@
         </w:tc>
         <w:tc>
           <w:tcPr>
-            <w:tcW w:type="dxa" w:w="1080"/>
+            <w:tcW w:type="dxa" w:w="1530"/>
           </w:tcPr>
           <w:p>
             <w:r/>
@@ -782,7 +802,7 @@
         </w:tc>
         <w:tc>
           <w:tcPr>
-            <w:tcW w:type="dxa" w:w="1080"/>
+            <w:tcW w:type="dxa" w:w="1530"/>
           </w:tcPr>
           <w:p>
             <w:r/>
@@ -790,7 +810,7 @@
         </w:tc>
         <w:tc>
           <w:tcPr>
-            <w:tcW w:type="dxa" w:w="1080"/>
+            <w:tcW w:type="dxa" w:w="1530"/>
           </w:tcPr>
           <w:p>
             <w:r/>
@@ -799,7 +819,7 @@
       </w:tr>
     </w:tbl>
     <w:sectPr>
-      <w:pgSz w:w="12240" w:h="15840"/>
+      <w:pgSz w:w="15840" w:h="12240" w:orient="landscape"/>
       <w:pgMar w:top="1440" w:right="1800" w:bottom="1440" w:left="1800" w:header="720" w:footer="720" w:gutter="0"/>
       <w:cols w:space="720"/>
       <w:docGrid w:linePitch="360"/>

--- a/NAZAR ABBASS_timetable.docx
+++ b/NAZAR ABBASS_timetable.docx
@@ -312,7 +312,7 @@
           </w:tcPr>
           <w:p>
             <w:r>
-              <w:t>6E</w:t>
+              <w:t>7C</w:t>
               <w:br/>
               <w:t>GAMES</w:t>
             </w:r>
@@ -323,7 +323,11 @@
             <w:tcW w:type="dxa" w:w="1530"/>
           </w:tcPr>
           <w:p>
-            <w:r/>
+            <w:r>
+              <w:t>6E</w:t>
+              <w:br/>
+              <w:t>GAMES</w:t>
+            </w:r>
           </w:p>
         </w:tc>
         <w:tc>
@@ -651,11 +655,7 @@
             <w:tcW w:type="dxa" w:w="1530"/>
           </w:tcPr>
           <w:p>
-            <w:r>
-              <w:t>7D</w:t>
-              <w:br/>
-              <w:t>GAMES</w:t>
-            </w:r>
+            <w:r/>
           </w:p>
         </w:tc>
         <w:tc>
@@ -797,7 +797,11 @@
             <w:tcW w:type="dxa" w:w="1530"/>
           </w:tcPr>
           <w:p>
-            <w:r/>
+            <w:r>
+              <w:t>7D</w:t>
+              <w:br/>
+              <w:t>GAMES</w:t>
+            </w:r>
           </w:p>
         </w:tc>
         <w:tc>

--- a/NAZAR ABBASS_timetable.docx
+++ b/NAZAR ABBASS_timetable.docx
@@ -635,11 +635,7 @@
             <w:tcW w:type="dxa" w:w="1530"/>
           </w:tcPr>
           <w:p>
-            <w:r>
-              <w:t>6B</w:t>
-              <w:br/>
-              <w:t>GAMES</w:t>
-            </w:r>
+            <w:r/>
           </w:p>
         </w:tc>
         <w:tc>
@@ -773,7 +769,11 @@
             <w:tcW w:type="dxa" w:w="1530"/>
           </w:tcPr>
           <w:p>
-            <w:r/>
+            <w:r>
+              <w:t>6B</w:t>
+              <w:br/>
+              <w:t>GAMES</w:t>
+            </w:r>
           </w:p>
         </w:tc>
         <w:tc>
